--- a/klagomål/A 51047-2025 FSC-klagomål.docx
+++ b/klagomål/A 51047-2025 FSC-klagomål.docx
@@ -1667,7 +1667,7 @@
     <w:r>
       <w:tab/>
       <w:tab/>
-      <w:t>2026-09-14</w:t>
+      <w:t>2026-09-15</w:t>
       <w:br/>
       <w:br/>
     </w:r>

--- a/klagomål/A 51047-2025 FSC-klagomål.docx
+++ b/klagomål/A 51047-2025 FSC-klagomål.docx
@@ -1667,7 +1667,7 @@
     <w:r>
       <w:tab/>
       <w:tab/>
-      <w:t>2026-09-15</w:t>
+      <w:t>2026-09-16</w:t>
       <w:br/>
       <w:br/>
     </w:r>

--- a/klagomål/A 51047-2025 FSC-klagomål.docx
+++ b/klagomål/A 51047-2025 FSC-klagomål.docx
@@ -1667,7 +1667,7 @@
     <w:r>
       <w:tab/>
       <w:tab/>
-      <w:t>2026-09-16</w:t>
+      <w:t>2026-09-17</w:t>
       <w:br/>
       <w:br/>
     </w:r>

--- a/klagomål/A 51047-2025 FSC-klagomål.docx
+++ b/klagomål/A 51047-2025 FSC-klagomål.docx
@@ -1667,7 +1667,7 @@
     <w:r>
       <w:tab/>
       <w:tab/>
-      <w:t>2026-09-17</w:t>
+      <w:t>2026-09-18</w:t>
       <w:br/>
       <w:br/>
     </w:r>

--- a/klagomål/A 51047-2025 FSC-klagomål.docx
+++ b/klagomål/A 51047-2025 FSC-klagomål.docx
@@ -1667,7 +1667,7 @@
     <w:r>
       <w:tab/>
       <w:tab/>
-      <w:t>2026-09-18</w:t>
+      <w:t>2026-09-19</w:t>
       <w:br/>
       <w:br/>
     </w:r>

--- a/klagomål/A 51047-2025 FSC-klagomål.docx
+++ b/klagomål/A 51047-2025 FSC-klagomål.docx
@@ -178,7 +178,7 @@
       <w:r>
         <w:drawing>
           <wp:inline xmlns:a="http://schemas.openxmlformats.org/drawingml/2006/main" xmlns:pic="http://schemas.openxmlformats.org/drawingml/2006/picture">
-            <wp:extent cx="5486400" cy="5539136"/>
+            <wp:extent cx="5314882" cy="5724000"/>
             <wp:docPr id="1" name="Picture 1"/>
             <wp:cNvGraphicFramePr>
               <a:graphicFrameLocks noChangeAspect="1"/>
@@ -199,7 +199,7 @@
                   <pic:spPr>
                     <a:xfrm>
                       <a:off x="0" y="0"/>
-                      <a:ext cx="5486400" cy="5539136"/>
+                      <a:ext cx="5314882" cy="5724000"/>
                     </a:xfrm>
                     <a:prstGeom prst="rect"/>
                   </pic:spPr>
@@ -221,7 +221,7 @@
     </w:p>
     <w:p>
       <w:r>
-        <w:t>I och inom 24 meter från avverkningsanmälan finns fynd av 27 naturvårdsarter, varav 21 är rödlistade, 6 är fridlysta, 16 är typiska (T) och 2 är signalarter (S): garnlav (VU, T), grenlav (VU), smultronkantarell (VU), blanksvart spiklav (NT), blå taggsvamp (NT, T), blågrå svartspik (NT), brunpudrad nållav (NT, T), dropptaggsvamp (NT, T), dvärgbägarlav (NT, T), kolflarnlav (NT, T), lavskrika (NT, T, §4), motaggsvamp (NT, T), mörk kolflarnlav (NT), orange taggsvamp (NT, T), skarp dropptaggsvamp (NT), talltagel (NT, T), talltita (NT, §4), tretåig hackspett (NT, T, §4), vaxspindling (NT), vedskivlav (NT, T), vitplätt (NT), gullgröppa (S), nästlav (S, T), svart taggsvamp agg. (T), tjäder (T, §4), tofsmes (T, §4) och revlummer (§9). Se Figur 1.</w:t>
+        <w:t>I och inom 24 meter från avverkningsanmälan finns fynd av 29 naturvårdsarter, varav 23 är rödlistade, 6 är fridlysta, 16 är typiska (T) och 2 är signalarter (S): garnlav (VU, T), grenlav (VU), smultronkantarell (VU), blanksvart spiklav (NT), blå taggsvamp (NT, T), blågrå svartspik (NT), brunpudrad nållav (NT, T), dropptaggsvamp (NT, T), dvärgbägarlav (NT, T), kolflarnlav (NT, T), lavskrika (NT, T, §4), motaggsvamp (NT, T), mörk kolflarnlav (NT), orange taggsvamp (NT, T), skarp dropptaggsvamp (NT), svartvit taggsvamp (NT), tallfingersvamp (NT), talltagel (NT, T), talltita (NT, §4), tretåig hackspett (NT, T, §4), vaxspindling (NT), vedskivlav (NT, T), vitplätt (NT), gullgröppa (S), nästlav (S, T), svart taggsvamp agg. (T), tjäder (T, §4), tofsmes (T, §4) och revlummer (§9). Se Figur 1.</w:t>
       </w:r>
     </w:p>
     <w:p>
@@ -507,6 +507,28 @@
         <w:rPr>
           <w:b/>
         </w:rPr>
+        <w:t xml:space="preserve">Svartvit taggsvamp (NT) </w:t>
+      </w:r>
+      <w:r>
+        <w:t>bildar mykorrhiza med tall, troligen även med gran. Den växer huvudsakligen i äldre, naturligt uppkommen skog på torr eller frisk mark och förekommer såväl på tallhedar som i mossig barrblandskog. Flera olika former har påträffats vid DNA-undersökningar av europeiskt material och det är oklart hur många former som finns i värd land. Kalavverkning av äldre skog är ett reellt hot, liksom maskinell markberedning och minskad andel självföryngring. Lokaler som fortfarande håller svampen behöver säkerställas (SLU Artdatabanken, 2024; Nitare &amp; Skogsstyrelsen, 2019).</w:t>
+      </w:r>
+    </w:p>
+    <w:p>
+      <w:r>
+        <w:rPr>
+          <w:b/>
+        </w:rPr>
+        <w:t xml:space="preserve">Tallfingersvamp (NT) </w:t>
+      </w:r>
+      <w:r>
+        <w:t>bildar mykorrhiza med tall och gran i äldre barrskog, framför allt sandtallskog men även i annan näringsfattig barrskog, huvudsakligen i äldre kontinuitetsskog. Den totala populationen i landet har minskat och bedöms fortsätta minska till följd av avverkning av barrskogar med trädkontinuitet. Minskningstakten för den svenska populationen bedöms vara nära gränsvärdet för Sårbar (VU). Slutavverkning, gödsling eller exploatering måste undvikas (SLU Artdatabanken, 2026).</w:t>
+      </w:r>
+    </w:p>
+    <w:p>
+      <w:r>
+        <w:rPr>
+          <w:b/>
+        </w:rPr>
         <w:t>Talltagel (NT)</w:t>
       </w:r>
       <w:r>
@@ -834,7 +856,7 @@
         <w:rPr>
           <w:i/>
         </w:rPr>
-        <w:t>I det avverkningsanmälda skogsområdet har 23 rödlistade arter och signalarter påträffats. Detta ska jämföras med Skogsstyrelsens uppföljning 2017 av nyckelbiotoper som visade att man i genomsnitt hittar 20,6 olika rödlistade arter och signalarter i en nyckelbiotop (Wijk, S. 2017. Biologisk mångfald i nyckelbiotoper – Resultat från inventeringen “Uppföljning biologisk mångfald” 2009–2015. Rapport 4/2017 Skogsstyrelsen, Jönköping).</w:t>
+        <w:t>I det avverkningsanmälda skogsområdet har 25 rödlistade arter och signalarter påträffats. Detta ska jämföras med Skogsstyrelsens uppföljning 2017 av nyckelbiotoper som visade att man i genomsnitt hittar 20,6 olika rödlistade arter och signalarter i en nyckelbiotop (Wijk, S. 2017. Biologisk mångfald i nyckelbiotoper – Resultat från inventeringen “Uppföljning biologisk mångfald” 2009–2015. Rapport 4/2017 Skogsstyrelsen, Jönköping).</w:t>
       </w:r>
     </w:p>
     <w:p>
@@ -863,7 +885,7 @@
         <w:rPr>
           <w:i/>
         </w:rPr>
-        <w:t>I det avverkningsanmälda skogsområdet har 27 naturvårdsarter varav 21 rödlistade arter sina livsmiljöer och växtplatser.</w:t>
+        <w:t>I det avverkningsanmälda skogsområdet har 29 naturvårdsarter varav 23 rödlistade arter sina livsmiljöer och växtplatser.</w:t>
       </w:r>
     </w:p>
     <w:p>
@@ -1667,7 +1689,7 @@
     <w:r>
       <w:tab/>
       <w:tab/>
-      <w:t>2026-09-19</w:t>
+      <w:t>2026-09-21</w:t>
       <w:br/>
       <w:br/>
     </w:r>

--- a/klagomål/A 51047-2025 FSC-klagomål.docx
+++ b/klagomål/A 51047-2025 FSC-klagomål.docx
@@ -1689,7 +1689,7 @@
     <w:r>
       <w:tab/>
       <w:tab/>
-      <w:t>2026-09-21</w:t>
+      <w:t>2026-09-23</w:t>
       <w:br/>
       <w:br/>
     </w:r>

--- a/klagomål/A 51047-2025 FSC-klagomål.docx
+++ b/klagomål/A 51047-2025 FSC-klagomål.docx
@@ -1689,7 +1689,7 @@
     <w:r>
       <w:tab/>
       <w:tab/>
-      <w:t>2026-09-23</w:t>
+      <w:t>2026-09-24</w:t>
       <w:br/>
       <w:br/>
     </w:r>

--- a/klagomål/A 51047-2025 FSC-klagomål.docx
+++ b/klagomål/A 51047-2025 FSC-klagomål.docx
@@ -1689,7 +1689,7 @@
     <w:r>
       <w:tab/>
       <w:tab/>
-      <w:t>2026-09-24</w:t>
+      <w:t>2026-09-25</w:t>
       <w:br/>
       <w:br/>
     </w:r>

--- a/klagomål/A 51047-2025 FSC-klagomål.docx
+++ b/klagomål/A 51047-2025 FSC-klagomål.docx
@@ -1689,7 +1689,7 @@
     <w:r>
       <w:tab/>
       <w:tab/>
-      <w:t>2026-09-25</w:t>
+      <w:t>2026-09-26</w:t>
       <w:br/>
       <w:br/>
     </w:r>

--- a/klagomål/A 51047-2025 FSC-klagomål.docx
+++ b/klagomål/A 51047-2025 FSC-klagomål.docx
@@ -1689,7 +1689,7 @@
     <w:r>
       <w:tab/>
       <w:tab/>
-      <w:t>2026-09-26</w:t>
+      <w:t>2026-09-27</w:t>
       <w:br/>
       <w:br/>
     </w:r>

--- a/klagomål/A 51047-2025 FSC-klagomål.docx
+++ b/klagomål/A 51047-2025 FSC-klagomål.docx
@@ -1689,7 +1689,7 @@
     <w:r>
       <w:tab/>
       <w:tab/>
-      <w:t>2026-09-27</w:t>
+      <w:t>2026-09-28</w:t>
       <w:br/>
       <w:br/>
     </w:r>

--- a/klagomål/A 51047-2025 FSC-klagomål.docx
+++ b/klagomål/A 51047-2025 FSC-klagomål.docx
@@ -1689,7 +1689,7 @@
     <w:r>
       <w:tab/>
       <w:tab/>
-      <w:t>2026-09-28</w:t>
+      <w:t>2026-09-29</w:t>
       <w:br/>
       <w:br/>
     </w:r>

--- a/klagomål/A 51047-2025 FSC-klagomål.docx
+++ b/klagomål/A 51047-2025 FSC-klagomål.docx
@@ -1689,7 +1689,7 @@
     <w:r>
       <w:tab/>
       <w:tab/>
-      <w:t>2026-09-29</w:t>
+      <w:t>2026-09-30</w:t>
       <w:br/>
       <w:br/>
     </w:r>

--- a/klagomål/A 51047-2025 FSC-klagomål.docx
+++ b/klagomål/A 51047-2025 FSC-klagomål.docx
@@ -1689,7 +1689,7 @@
     <w:r>
       <w:tab/>
       <w:tab/>
-      <w:t>2026-09-30</w:t>
+      <w:t>2026-10-01</w:t>
       <w:br/>
       <w:br/>
     </w:r>

--- a/klagomål/A 51047-2025 FSC-klagomål.docx
+++ b/klagomål/A 51047-2025 FSC-klagomål.docx
@@ -1689,7 +1689,7 @@
     <w:r>
       <w:tab/>
       <w:tab/>
-      <w:t>2026-10-01</w:t>
+      <w:t>2026-10-02</w:t>
       <w:br/>
       <w:br/>
     </w:r>

--- a/klagomål/A 51047-2025 FSC-klagomål.docx
+++ b/klagomål/A 51047-2025 FSC-klagomål.docx
@@ -1689,7 +1689,7 @@
     <w:r>
       <w:tab/>
       <w:tab/>
-      <w:t>2026-10-02</w:t>
+      <w:t>2026-10-03</w:t>
       <w:br/>
       <w:br/>
     </w:r>

--- a/klagomål/A 51047-2025 FSC-klagomål.docx
+++ b/klagomål/A 51047-2025 FSC-klagomål.docx
@@ -178,7 +178,7 @@
       <w:r>
         <w:drawing>
           <wp:inline xmlns:a="http://schemas.openxmlformats.org/drawingml/2006/main" xmlns:pic="http://schemas.openxmlformats.org/drawingml/2006/picture">
-            <wp:extent cx="5314882" cy="5724000"/>
+            <wp:extent cx="5445464" cy="5724000"/>
             <wp:docPr id="1" name="Picture 1"/>
             <wp:cNvGraphicFramePr>
               <a:graphicFrameLocks noChangeAspect="1"/>
@@ -199,7 +199,7 @@
                   <pic:spPr>
                     <a:xfrm>
                       <a:off x="0" y="0"/>
-                      <a:ext cx="5314882" cy="5724000"/>
+                      <a:ext cx="5445464" cy="5724000"/>
                     </a:xfrm>
                     <a:prstGeom prst="rect"/>
                   </pic:spPr>
@@ -221,7 +221,7 @@
     </w:p>
     <w:p>
       <w:r>
-        <w:t>I och inom 24 meter från avverkningsanmälan finns fynd av 29 naturvårdsarter, varav 23 är rödlistade, 6 är fridlysta, 16 är typiska (T) och 2 är signalarter (S): garnlav (VU, T), grenlav (VU), smultronkantarell (VU), blanksvart spiklav (NT), blå taggsvamp (NT, T), blågrå svartspik (NT), brunpudrad nållav (NT, T), dropptaggsvamp (NT, T), dvärgbägarlav (NT, T), kolflarnlav (NT, T), lavskrika (NT, T, §4), motaggsvamp (NT, T), mörk kolflarnlav (NT), orange taggsvamp (NT, T), skarp dropptaggsvamp (NT), svartvit taggsvamp (NT), tallfingersvamp (NT), talltagel (NT, T), talltita (NT, §4), tretåig hackspett (NT, T, §4), vaxspindling (NT), vedskivlav (NT, T), vitplätt (NT), gullgröppa (S), nästlav (S, T), svart taggsvamp agg. (T), tjäder (T, §4), tofsmes (T, §4) och revlummer (§9). Se Figur 1.</w:t>
+        <w:t>I och inom 24 meter från avverkningsanmälan finns fynd av 35 naturvårdsarter, varav 28 är rödlistade, 7 är fridlysta, 17 är typiska (T) och 3 är signalarter (S): garnlav (VU, T), grenlav (VU), smultronkantarell (VU), spadskinn (VU), tajgataggsvamp (VU), torrmusseron (VU), blanksvart spiklav (NT), blå taggsvamp (NT, T), blågrå svartspik (NT), brunpudrad nållav (NT, T), dropptaggsvamp (NT, T), dvärgbägarlav (NT, T), kolflarnlav (NT, T), lavskrika (NT, T, §4), mjölsvärting (NT), motaggsvamp (NT, T), mörk kolflarnlav (NT), orange taggsvamp (NT, T), skarp dropptaggsvamp (NT), svartvit taggsvamp (NT), tallfingersvamp (NT), tallriska (NT), talltagel (NT, T), talltita (NT, §4), tretåig hackspett (NT, T, §4), vaxspindling (NT), vedskivlav (NT, T), vitplätt (NT), gullgröppa (S), nästlav (S, T), plattlummer (S, T, §9), svart taggsvamp agg. (T), tjäder (T, §4), tofsmes (T, §4) och revlummer (§9). Se Figur 1.</w:t>
       </w:r>
     </w:p>
     <w:p>
@@ -303,6 +303,48 @@
         <w:rPr>
           <w:b/>
         </w:rPr>
+        <w:t>Spadskinn (VU)</w:t>
+      </w:r>
+      <w:r>
+        <w:t xml:space="preserve"> är knuten till tallskogar med höga naturvärden och artens potentiella miljöer har minskat kraftigt och fortsätter att minska eftersom äldre sandtallskogar avverkas. Mykorrhiza-arter och andra marklevande svampar påverkas starkt negativt av slutavverkning då alla träd avlägsnas. Spadskinn är globalt rödlistad som sårbar (VU) vilket innebär att Sverige har ett internationellt ansvar för arten. Fler områden där arten förekommer behöver skyddas (SLU Artdatabanken, 2024; Nitare &amp; Skogsstyrelsen, 2019; IUCN, 2019).</w:t>
+      </w:r>
+    </w:p>
+    <w:p>
+      <w:r>
+        <w:rPr>
+          <w:b/>
+        </w:rPr>
+        <w:t xml:space="preserve">Tajgataggsvamp (VU) </w:t>
+      </w:r>
+      <w:r>
+        <w:t xml:space="preserve">är en sällsynt art som bildar mykorrhiza med tall och växer på marken under gamla tallågor, stubbar och även grenar av tall i brandpräglad torr tallskog på mager sandig mark med lång kontinuitet. Den är placerad högst upp i Skogsstyrelsens värdepyramid för bedömning av skog med höga naturvärden och flertalet växtplatser bör skyddas långsiktigt genom att öka arealen skyddad, brandpräglad, mager tallskog med trädkontinuitet. Troligtvis sammanblandas arten då och då med svartvit taggsvamp </w:t>
+      </w:r>
+      <w:r>
+        <w:rPr>
+          <w:i/>
+        </w:rPr>
+        <w:t>Phellodon connatus</w:t>
+      </w:r>
+      <w:r>
+        <w:t xml:space="preserve"> som vid DNA-undersökningar visat sig ha flera olika former. Tajgataggsvamp är globalt rödlistad som sårbar (VU) vilket innebär att Sverige har ett internationellt ansvar för arten (IUCN, 2025; SLU Artdatabanken, 2024; Nitare &amp; Skogsstyrelsen, 2019).</w:t>
+      </w:r>
+    </w:p>
+    <w:p>
+      <w:r>
+        <w:rPr>
+          <w:b/>
+        </w:rPr>
+        <w:t xml:space="preserve">Torrmusseron (VU) </w:t>
+      </w:r>
+      <w:r>
+        <w:t>bildar mykorrhiza med tall, huvudsakligen på sandig mark på magra äldre tallhedar med tunt fältskikt. Bara påträffad i äldre skog med naturskogskaraktär eller skogar som plock- eller dimensionsavverkats. Bedöms ha svårt att återetableras efter kalavverkning och slutavverkning, markberedning och gödsling bör ej förekomma på kända lokaler (SLU Artdatabanken, 2024).</w:t>
+      </w:r>
+    </w:p>
+    <w:p>
+      <w:r>
+        <w:rPr>
+          <w:b/>
+        </w:rPr>
         <w:t>Blanksvart spiklav (NT)</w:t>
       </w:r>
       <w:r>
@@ -445,6 +487,17 @@
         <w:rPr>
           <w:b/>
         </w:rPr>
+        <w:t>Mjölsvärting (NT)</w:t>
+      </w:r>
+      <w:r>
+        <w:t xml:space="preserve"> växer i luckig barrskog, huvudsakligen på tallhed och i äldre skog. Mager, äldre tallskog och barrblandskog med lång trädkontinuitet bör undantas från trakthyggesbruk. Mjölsvärtingens lokaler är ofta nyckelbiotoper och bör då sparas i sin helhet (SLU Artdatabanken, 2024).</w:t>
+      </w:r>
+    </w:p>
+    <w:p>
+      <w:r>
+        <w:rPr>
+          <w:b/>
+        </w:rPr>
         <w:t xml:space="preserve">Motaggsvamp (NT) </w:t>
       </w:r>
       <w:r>
@@ -529,6 +582,17 @@
         <w:rPr>
           <w:b/>
         </w:rPr>
+        <w:t>Tallriska (NT)</w:t>
+      </w:r>
+      <w:r>
+        <w:t xml:space="preserve"> bildar mykorrhiza med tall och växer i äldre, mager och torr tallskog med lång trädkontinuitet, såsom tallhedar och sandtallskogar. Arten hotas huvudsakligen av avverkning av äldre tallskogar och på kända lokaler bör slutavverkning, markberedning och gödsling undvikas (SLU Artdatabanken, 2024).</w:t>
+      </w:r>
+    </w:p>
+    <w:p>
+      <w:r>
+        <w:rPr>
+          <w:b/>
+        </w:rPr>
         <w:t>Talltagel (NT)</w:t>
       </w:r>
       <w:r>
@@ -644,6 +708,35 @@
       </w:r>
       <w:r>
         <w:t>(Nitare &amp; Skogsstyrelsen, 2019; SLU Artdatabanken, 2025).</w:t>
+      </w:r>
+    </w:p>
+    <w:p>
+      <w:r>
+        <w:rPr>
+          <w:b/>
+        </w:rPr>
+        <w:t>Plattlummer (§9)</w:t>
+      </w:r>
+      <w:r>
+        <w:t xml:space="preserve"> växer främst i ljusöppna sandtallskogar eller annan gles, torr och brandpräglad hedbarrskog. Den är mest frekvent i olika typer av naturskogar och kontinuitetsskogar och missgynnas markant av slutavverkning och maskinell markberedning. Söder ut i landet förekommer de närstående arterna cypresslummer (EN, §8) och mellanlummer (NT, §9), vilka båda omfattas av EU:s art- och habitatdirektiv. Plattlummer är typisk art för </w:t>
+      </w:r>
+      <w:r>
+        <w:rPr>
+          <w:i/>
+        </w:rPr>
+        <w:t xml:space="preserve">9010 Taiga </w:t>
+      </w:r>
+      <w:r>
+        <w:t>och</w:t>
+      </w:r>
+      <w:r>
+        <w:rPr>
+          <w:i/>
+        </w:rPr>
+        <w:t xml:space="preserve"> 2320 Rissandhedar </w:t>
+      </w:r>
+      <w:r>
+        <w:t>(Nitare &amp; Skogsstyrelsen, 2019; SLU Artdatabanken, 2026).</w:t>
       </w:r>
     </w:p>
     <w:p>
@@ -856,7 +949,7 @@
         <w:rPr>
           <w:i/>
         </w:rPr>
-        <w:t>I det avverkningsanmälda skogsområdet har 25 rödlistade arter och signalarter påträffats. Detta ska jämföras med Skogsstyrelsens uppföljning 2017 av nyckelbiotoper som visade att man i genomsnitt hittar 20,6 olika rödlistade arter och signalarter i en nyckelbiotop (Wijk, S. 2017. Biologisk mångfald i nyckelbiotoper – Resultat från inventeringen “Uppföljning biologisk mångfald” 2009–2015. Rapport 4/2017 Skogsstyrelsen, Jönköping).</w:t>
+        <w:t>I det avverkningsanmälda skogsområdet har 31 rödlistade arter och signalarter påträffats. Detta ska jämföras med Skogsstyrelsens uppföljning 2017 av nyckelbiotoper som visade att man i genomsnitt hittar 20,6 olika rödlistade arter och signalarter i en nyckelbiotop (Wijk, S. 2017. Biologisk mångfald i nyckelbiotoper – Resultat från inventeringen “Uppföljning biologisk mångfald” 2009–2015. Rapport 4/2017 Skogsstyrelsen, Jönköping).</w:t>
       </w:r>
     </w:p>
     <w:p>
@@ -885,7 +978,7 @@
         <w:rPr>
           <w:i/>
         </w:rPr>
-        <w:t>I det avverkningsanmälda skogsområdet har 29 naturvårdsarter varav 23 rödlistade arter sina livsmiljöer och växtplatser.</w:t>
+        <w:t>I det avverkningsanmälda skogsområdet har 35 naturvårdsarter varav 28 rödlistade arter sina livsmiljöer och växtplatser.</w:t>
       </w:r>
     </w:p>
     <w:p>
@@ -1689,7 +1782,7 @@
     <w:r>
       <w:tab/>
       <w:tab/>
-      <w:t>2026-10-03</w:t>
+      <w:t>2026-10-04</w:t>
       <w:br/>
       <w:br/>
     </w:r>

--- a/klagomål/A 51047-2025 FSC-klagomål.docx
+++ b/klagomål/A 51047-2025 FSC-klagomål.docx
@@ -1782,7 +1782,7 @@
     <w:r>
       <w:tab/>
       <w:tab/>
-      <w:t>2026-10-04</w:t>
+      <w:t>2026-10-05</w:t>
       <w:br/>
       <w:br/>
     </w:r>

--- a/klagomål/A 51047-2025 FSC-klagomål.docx
+++ b/klagomål/A 51047-2025 FSC-klagomål.docx
@@ -1782,7 +1782,7 @@
     <w:r>
       <w:tab/>
       <w:tab/>
-      <w:t>2026-10-05</w:t>
+      <w:t>2026-10-06</w:t>
       <w:br/>
       <w:br/>
     </w:r>

--- a/klagomål/A 51047-2025 FSC-klagomål.docx
+++ b/klagomål/A 51047-2025 FSC-klagomål.docx
@@ -1782,7 +1782,7 @@
     <w:r>
       <w:tab/>
       <w:tab/>
-      <w:t>2026-10-06</w:t>
+      <w:t>2026-10-07</w:t>
       <w:br/>
       <w:br/>
     </w:r>

--- a/klagomål/A 51047-2025 FSC-klagomål.docx
+++ b/klagomål/A 51047-2025 FSC-klagomål.docx
@@ -1782,7 +1782,7 @@
     <w:r>
       <w:tab/>
       <w:tab/>
-      <w:t>2026-10-07</w:t>
+      <w:t>2026-10-08</w:t>
       <w:br/>
       <w:br/>
     </w:r>

--- a/klagomål/A 51047-2025 FSC-klagomål.docx
+++ b/klagomål/A 51047-2025 FSC-klagomål.docx
@@ -1782,7 +1782,7 @@
     <w:r>
       <w:tab/>
       <w:tab/>
-      <w:t>2026-10-08</w:t>
+      <w:t>2026-10-09</w:t>
       <w:br/>
       <w:br/>
     </w:r>

--- a/klagomål/A 51047-2025 FSC-klagomål.docx
+++ b/klagomål/A 51047-2025 FSC-klagomål.docx
@@ -1782,7 +1782,7 @@
     <w:r>
       <w:tab/>
       <w:tab/>
-      <w:t>2026-10-09</w:t>
+      <w:t>2026-10-10</w:t>
       <w:br/>
       <w:br/>
     </w:r>

--- a/klagomål/A 51047-2025 FSC-klagomål.docx
+++ b/klagomål/A 51047-2025 FSC-klagomål.docx
@@ -1782,7 +1782,7 @@
     <w:r>
       <w:tab/>
       <w:tab/>
-      <w:t>2026-10-10</w:t>
+      <w:t>2026-10-11</w:t>
       <w:br/>
       <w:br/>
     </w:r>

--- a/klagomål/A 51047-2025 FSC-klagomål.docx
+++ b/klagomål/A 51047-2025 FSC-klagomål.docx
@@ -1782,7 +1782,7 @@
     <w:r>
       <w:tab/>
       <w:tab/>
-      <w:t>2026-10-11</w:t>
+      <w:t>2026-10-12</w:t>
       <w:br/>
       <w:br/>
     </w:r>

--- a/klagomål/A 51047-2025 FSC-klagomål.docx
+++ b/klagomål/A 51047-2025 FSC-klagomål.docx
@@ -1782,7 +1782,7 @@
     <w:r>
       <w:tab/>
       <w:tab/>
-      <w:t>2026-10-12</w:t>
+      <w:t>2026-10-13</w:t>
       <w:br/>
       <w:br/>
     </w:r>

--- a/klagomål/A 51047-2025 FSC-klagomål.docx
+++ b/klagomål/A 51047-2025 FSC-klagomål.docx
@@ -1782,7 +1782,7 @@
     <w:r>
       <w:tab/>
       <w:tab/>
-      <w:t>2026-10-13</w:t>
+      <w:t>2026-10-14</w:t>
       <w:br/>
       <w:br/>
     </w:r>

--- a/klagomål/A 51047-2025 FSC-klagomål.docx
+++ b/klagomål/A 51047-2025 FSC-klagomål.docx
@@ -1782,7 +1782,7 @@
     <w:r>
       <w:tab/>
       <w:tab/>
-      <w:t>2026-10-14</w:t>
+      <w:t>2026-10-15</w:t>
       <w:br/>
       <w:br/>
     </w:r>

--- a/klagomål/A 51047-2025 FSC-klagomål.docx
+++ b/klagomål/A 51047-2025 FSC-klagomål.docx
@@ -1782,7 +1782,7 @@
     <w:r>
       <w:tab/>
       <w:tab/>
-      <w:t>2026-10-15</w:t>
+      <w:t>2026-10-16</w:t>
       <w:br/>
       <w:br/>
     </w:r>

--- a/klagomål/A 51047-2025 FSC-klagomål.docx
+++ b/klagomål/A 51047-2025 FSC-klagomål.docx
@@ -1782,7 +1782,7 @@
     <w:r>
       <w:tab/>
       <w:tab/>
-      <w:t>2026-10-16</w:t>
+      <w:t>2026-10-17</w:t>
       <w:br/>
       <w:br/>
     </w:r>

--- a/klagomål/A 51047-2025 FSC-klagomål.docx
+++ b/klagomål/A 51047-2025 FSC-klagomål.docx
@@ -1782,7 +1782,7 @@
     <w:r>
       <w:tab/>
       <w:tab/>
-      <w:t>2026-10-17</w:t>
+      <w:t>2026-10-18</w:t>
       <w:br/>
       <w:br/>
     </w:r>

--- a/klagomål/A 51047-2025 FSC-klagomål.docx
+++ b/klagomål/A 51047-2025 FSC-klagomål.docx
@@ -1782,7 +1782,7 @@
     <w:r>
       <w:tab/>
       <w:tab/>
-      <w:t>2026-10-18</w:t>
+      <w:t>2026-10-19</w:t>
       <w:br/>
       <w:br/>
     </w:r>

--- a/klagomål/A 51047-2025 FSC-klagomål.docx
+++ b/klagomål/A 51047-2025 FSC-klagomål.docx
@@ -1782,7 +1782,7 @@
     <w:r>
       <w:tab/>
       <w:tab/>
-      <w:t>2026-10-19</w:t>
+      <w:t>2026-10-20</w:t>
       <w:br/>
       <w:br/>
     </w:r>

--- a/klagomål/A 51047-2025 FSC-klagomål.docx
+++ b/klagomål/A 51047-2025 FSC-klagomål.docx
@@ -1782,7 +1782,7 @@
     <w:r>
       <w:tab/>
       <w:tab/>
-      <w:t>2026-10-20</w:t>
+      <w:t>2026-10-21</w:t>
       <w:br/>
       <w:br/>
     </w:r>

--- a/klagomål/A 51047-2025 FSC-klagomål.docx
+++ b/klagomål/A 51047-2025 FSC-klagomål.docx
@@ -1782,7 +1782,7 @@
     <w:r>
       <w:tab/>
       <w:tab/>
-      <w:t>2026-10-21</w:t>
+      <w:t>2026-10-22</w:t>
       <w:br/>
       <w:br/>
     </w:r>

--- a/klagomål/A 51047-2025 FSC-klagomål.docx
+++ b/klagomål/A 51047-2025 FSC-klagomål.docx
@@ -178,7 +178,7 @@
       <w:r>
         <w:drawing>
           <wp:inline xmlns:a="http://schemas.openxmlformats.org/drawingml/2006/main" xmlns:pic="http://schemas.openxmlformats.org/drawingml/2006/picture">
-            <wp:extent cx="5445464" cy="5724000"/>
+            <wp:extent cx="5020145" cy="5724000"/>
             <wp:docPr id="1" name="Picture 1"/>
             <wp:cNvGraphicFramePr>
               <a:graphicFrameLocks noChangeAspect="1"/>
@@ -199,7 +199,7 @@
                   <pic:spPr>
                     <a:xfrm>
                       <a:off x="0" y="0"/>
-                      <a:ext cx="5445464" cy="5724000"/>
+                      <a:ext cx="5020145" cy="5724000"/>
                     </a:xfrm>
                     <a:prstGeom prst="rect"/>
                   </pic:spPr>
@@ -221,7 +221,7 @@
     </w:p>
     <w:p>
       <w:r>
-        <w:t>I och inom 24 meter från avverkningsanmälan finns fynd av 35 naturvårdsarter, varav 28 är rödlistade, 7 är fridlysta, 17 är typiska (T) och 3 är signalarter (S): garnlav (VU, T), grenlav (VU), smultronkantarell (VU), spadskinn (VU), tajgataggsvamp (VU), torrmusseron (VU), blanksvart spiklav (NT), blå taggsvamp (NT, T), blågrå svartspik (NT), brunpudrad nållav (NT, T), dropptaggsvamp (NT, T), dvärgbägarlav (NT, T), kolflarnlav (NT, T), lavskrika (NT, T, §4), mjölsvärting (NT), motaggsvamp (NT, T), mörk kolflarnlav (NT), orange taggsvamp (NT, T), skarp dropptaggsvamp (NT), svartvit taggsvamp (NT), tallfingersvamp (NT), tallriska (NT), talltagel (NT, T), talltita (NT, §4), tretåig hackspett (NT, T, §4), vaxspindling (NT), vedskivlav (NT, T), vitplätt (NT), gullgröppa (S), nästlav (S, T), plattlummer (S, T, §9), svart taggsvamp agg. (T), tjäder (T, §4), tofsmes (T, §4) och revlummer (§9). Se Figur 1.</w:t>
+        <w:t>I och inom 24 meter från avverkningsanmälan finns fynd av 38 naturvårdsarter, varav 31 är rödlistade, 7 är fridlysta, 18 är typiska (T) och 3 är signalarter (S): garnlav (VU, T), grenlav (VU), skrovlig taggsvamp (VU), smalfotad taggsvamp (VU), smultronkantarell (VU), spadskinn (VU), tajgataggsvamp (VU), torrmusseron (VU), blanksvart spiklav (NT), blå taggsvamp (NT, T), blågrå svartspik (NT), brunpudrad nållav (NT, T), dropptaggsvamp (NT, T), dvärgbägarlav (NT, T), kolflarnlav (NT, T), lavskrika (NT, T, §4), mjölsvärting (NT), motaggsvamp (NT, T), mörk kolflarnlav (NT), orange taggsvamp (NT, T), skarp dropptaggsvamp (NT), svartvit taggsvamp (NT), tallfingersvamp (NT), tallriska (NT), talltagel (NT, T), talltita (NT, §4), tretåig hackspett (NT, T, §4), vaxspindling (NT), vedskivlav (NT, T), violettgrå tagellav (NT, T), vitplätt (NT), gullgröppa (S), nästlav (S, T), plattlummer (S, T, §9), svart taggsvamp agg. (T), tjäder (T, §4), tofsmes (T, §4) och revlummer (§9). Se Figur 1.</w:t>
       </w:r>
     </w:p>
     <w:p>
@@ -292,6 +292,28 @@
         <w:rPr>
           <w:b/>
         </w:rPr>
+        <w:t xml:space="preserve">Skrovlig taggsvamp (VU) </w:t>
+      </w:r>
+      <w:r>
+        <w:t>bildar mykorrhiza med tall i äldre tallskog, framför allt på tallhed. Den växer huvudsakligen i äldre barrskog som hotas av slutavverkning. Genom att äldre barrskogar och naturskogar blir allt sällsyntare, missgynnas arten av skogsbruk. Arten ingår i ett åtgärdsprogram för hotade arter (ÅGP) och en långsiktig tillgång till svampens värdträd behöver säkras genom att växtplatserna undantas från avverkning. Skrovlig taggsvamp är globalt rödlistad som nära hotad (NT) vilket innebär att Sverige har ett internationellt ansvar för arten (IUCN, 2025; SLU Artdatabanken, 2026; Nitare, 2006).</w:t>
+      </w:r>
+    </w:p>
+    <w:p>
+      <w:r>
+        <w:rPr>
+          <w:b/>
+        </w:rPr>
+        <w:t>Smalfotad taggsvamp (VU)</w:t>
+      </w:r>
+      <w:r>
+        <w:t>, rödlistad som sårbar, växer på marken under lågor eller fallna stubbar i brandpräglad torr tallskog med lång kontinuitet. Arten är starkt associerad till kolad ved från tallar som sannolikt varit med om flera historiska skogsbränder. Detta är en process som kan ta många hundra år och det tar således mycket lång tid att återskapa lämpliga substrat. Smalfotad taggsvamp är placerad i toppen av Skogsstyrelsens värdepyramid för bedömning av skog med höga naturvärden samt globalt rödlistad som sårbar (VU) vilket innebär att Sverige har ett internationellt ansvar för arten (IUCN Redlist, 2024; Nitare &amp; Skogsstyrelsen, 2019; SLU Artdatabanken, 2024).</w:t>
+      </w:r>
+    </w:p>
+    <w:p>
+      <w:r>
+        <w:rPr>
+          <w:b/>
+        </w:rPr>
         <w:t>Smultronkantarell (VU)</w:t>
       </w:r>
       <w:r>
@@ -677,6 +699,26 @@
       </w:r>
       <w:r>
         <w:t xml:space="preserve"> (SLU Artdatabanken, 2024).</w:t>
+      </w:r>
+    </w:p>
+    <w:p>
+      <w:r>
+        <w:rPr>
+          <w:b/>
+        </w:rPr>
+        <w:t>Violettgrå tagellav (NT)</w:t>
+      </w:r>
+      <w:r>
+        <w:t xml:space="preserve"> växer nästan uteslutande i gamla olikåldriga barrnaturskogar med lång skoglig kontinuitet och är en utmärkt signal på skog med höga naturvärden. Slutavverkning av tidigare aldrig slutavverkad skog (kontinuitetsskog) är det största hotet. Biotopen nyskapas i begränsad omfattning och barrskog äldre än 160 år, där den violettgrå tagellaven huvudsakligen påträffas har minskat med 50% de senaste 50 åren. Lågproduktiv skogsmark där laven förekommer bör undantas från skogsbruk och rika förekomster i äldre granskog bör skyddas. Arten är känslig för uttorkning och det är väsentligt att tillräckligt stora bestånd avsätts. Violettgrå tagellav är typisk art för </w:t>
+      </w:r>
+      <w:r>
+        <w:rPr>
+          <w:i/>
+        </w:rPr>
+        <w:t>9010 Taiga</w:t>
+      </w:r>
+      <w:r>
+        <w:t xml:space="preserve"> (SLU Artdatabanken, 2024; Nitare &amp; Skogsstyrelsen, 2019).</w:t>
       </w:r>
     </w:p>
     <w:p>
@@ -949,7 +991,7 @@
         <w:rPr>
           <w:i/>
         </w:rPr>
-        <w:t>I det avverkningsanmälda skogsområdet har 31 rödlistade arter och signalarter påträffats. Detta ska jämföras med Skogsstyrelsens uppföljning 2017 av nyckelbiotoper som visade att man i genomsnitt hittar 20,6 olika rödlistade arter och signalarter i en nyckelbiotop (Wijk, S. 2017. Biologisk mångfald i nyckelbiotoper – Resultat från inventeringen “Uppföljning biologisk mångfald” 2009–2015. Rapport 4/2017 Skogsstyrelsen, Jönköping).</w:t>
+        <w:t>I det avverkningsanmälda skogsområdet har 34 rödlistade arter och signalarter påträffats. Detta ska jämföras med Skogsstyrelsens uppföljning 2017 av nyckelbiotoper som visade att man i genomsnitt hittar 20,6 olika rödlistade arter och signalarter i en nyckelbiotop (Wijk, S. 2017. Biologisk mångfald i nyckelbiotoper – Resultat från inventeringen “Uppföljning biologisk mångfald” 2009–2015. Rapport 4/2017 Skogsstyrelsen, Jönköping).</w:t>
       </w:r>
     </w:p>
     <w:p>
@@ -978,7 +1020,7 @@
         <w:rPr>
           <w:i/>
         </w:rPr>
-        <w:t>I det avverkningsanmälda skogsområdet har 35 naturvårdsarter varav 28 rödlistade arter sina livsmiljöer och växtplatser.</w:t>
+        <w:t>I det avverkningsanmälda skogsområdet har 38 naturvårdsarter varav 31 rödlistade arter sina livsmiljöer och växtplatser.</w:t>
       </w:r>
     </w:p>
     <w:p>
@@ -1782,7 +1824,7 @@
     <w:r>
       <w:tab/>
       <w:tab/>
-      <w:t>2026-10-22</w:t>
+      <w:t>2026-10-23</w:t>
       <w:br/>
       <w:br/>
     </w:r>

--- a/klagomål/A 51047-2025 FSC-klagomål.docx
+++ b/klagomål/A 51047-2025 FSC-klagomål.docx
@@ -1824,7 +1824,7 @@
     <w:r>
       <w:tab/>
       <w:tab/>
-      <w:t>2026-10-23</w:t>
+      <w:t>2026-10-24</w:t>
       <w:br/>
       <w:br/>
     </w:r>

--- a/klagomål/A 51047-2025 FSC-klagomål.docx
+++ b/klagomål/A 51047-2025 FSC-klagomål.docx
@@ -1824,7 +1824,7 @@
     <w:r>
       <w:tab/>
       <w:tab/>
-      <w:t>2026-10-24</w:t>
+      <w:t>2026-10-25</w:t>
       <w:br/>
       <w:br/>
     </w:r>

--- a/klagomål/A 51047-2025 FSC-klagomål.docx
+++ b/klagomål/A 51047-2025 FSC-klagomål.docx
@@ -1824,7 +1824,7 @@
     <w:r>
       <w:tab/>
       <w:tab/>
-      <w:t>2026-10-25</w:t>
+      <w:t>2026-10-26</w:t>
       <w:br/>
       <w:br/>
     </w:r>

--- a/klagomål/A 51047-2025 FSC-klagomål.docx
+++ b/klagomål/A 51047-2025 FSC-klagomål.docx
@@ -1824,7 +1824,7 @@
     <w:r>
       <w:tab/>
       <w:tab/>
-      <w:t>2026-10-26</w:t>
+      <w:t>2026-10-27</w:t>
       <w:br/>
       <w:br/>
     </w:r>

--- a/klagomål/A 51047-2025 FSC-klagomål.docx
+++ b/klagomål/A 51047-2025 FSC-klagomål.docx
@@ -1824,7 +1824,7 @@
     <w:r>
       <w:tab/>
       <w:tab/>
-      <w:t>2026-10-27</w:t>
+      <w:t>2026-10-28</w:t>
       <w:br/>
       <w:br/>
     </w:r>

--- a/klagomål/A 51047-2025 FSC-klagomål.docx
+++ b/klagomål/A 51047-2025 FSC-klagomål.docx
@@ -1824,7 +1824,7 @@
     <w:r>
       <w:tab/>
       <w:tab/>
-      <w:t>2026-10-28</w:t>
+      <w:t>2026-10-29</w:t>
       <w:br/>
       <w:br/>
     </w:r>

--- a/klagomål/A 51047-2025 FSC-klagomål.docx
+++ b/klagomål/A 51047-2025 FSC-klagomål.docx
@@ -1824,7 +1824,7 @@
     <w:r>
       <w:tab/>
       <w:tab/>
-      <w:t>2026-10-29</w:t>
+      <w:t>2026-10-31</w:t>
       <w:br/>
       <w:br/>
     </w:r>
